--- a/wifi标准/博士每周汇报/吕仲奇每周周报.docx
+++ b/wifi标准/博士每周汇报/吕仲奇每周周报.docx
@@ -12,35 +12,7 @@
         <w:rPr>
           <w:rFonts w:hint="eastAsia"/>
         </w:rPr>
-        <w:t>1.阅读</w:t>
-      </w:r>
-      <w:proofErr w:type="spellStart"/>
-      <w:r>
-        <w:rPr>
-          <w:rFonts w:hint="eastAsia"/>
-        </w:rPr>
-        <w:t>fils</w:t>
-      </w:r>
-      <w:proofErr w:type="spellEnd"/>
-      <w:r>
-        <w:rPr>
-          <w:rFonts w:hint="eastAsia"/>
-        </w:rPr>
-        <w:t>协议论文和</w:t>
-      </w:r>
-      <w:proofErr w:type="spellStart"/>
-      <w:r>
-        <w:rPr>
-          <w:rFonts w:hint="eastAsia"/>
-        </w:rPr>
-        <w:t>fils</w:t>
-      </w:r>
-      <w:proofErr w:type="spellEnd"/>
-      <w:r>
-        <w:rPr>
-          <w:rFonts w:hint="eastAsia"/>
-        </w:rPr>
-        <w:t>协议标准80211-2024，已经梳理完协议流程，正在绘制协议流程图，已经绘制完成一半</w:t>
+        <w:t>2026.10.18</w:t>
       </w:r>
     </w:p>
     <w:p>
@@ -53,7 +25,76 @@
         <w:rPr>
           <w:rFonts w:hint="eastAsia"/>
         </w:rPr>
-        <w:t>2.已经开通浩南师兄项目权限，并下载代码，还没有运行</w:t>
+        <w:t>1.阅读</w:t>
+      </w:r>
+      <w:proofErr w:type="spellStart"/>
+      <w:r>
+        <w:rPr>
+          <w:rFonts w:hint="eastAsia"/>
+        </w:rPr>
+        <w:t>fils</w:t>
+      </w:r>
+      <w:proofErr w:type="spellEnd"/>
+      <w:r>
+        <w:rPr>
+          <w:rFonts w:hint="eastAsia"/>
+        </w:rPr>
+        <w:t>协议论文和</w:t>
+      </w:r>
+      <w:proofErr w:type="spellStart"/>
+      <w:r>
+        <w:rPr>
+          <w:rFonts w:hint="eastAsia"/>
+        </w:rPr>
+        <w:t>fils</w:t>
+      </w:r>
+      <w:proofErr w:type="spellEnd"/>
+      <w:r>
+        <w:rPr>
+          <w:rFonts w:hint="eastAsia"/>
+        </w:rPr>
+        <w:t>协议标准80211-2024，已经梳理</w:t>
+      </w:r>
+      <w:proofErr w:type="gramStart"/>
+      <w:r>
+        <w:rPr>
+          <w:rFonts w:hint="eastAsia"/>
+        </w:rPr>
+        <w:t>完协议</w:t>
+      </w:r>
+      <w:proofErr w:type="gramEnd"/>
+      <w:r>
+        <w:rPr>
+          <w:rFonts w:hint="eastAsia"/>
+        </w:rPr>
+        <w:t>流程，正在绘制协议流程图，已经绘制完成一半</w:t>
+      </w:r>
+    </w:p>
+    <w:p>
+      <w:pPr>
+        <w:rPr>
+          <w:rFonts w:hint="eastAsia"/>
+        </w:rPr>
+      </w:pPr>
+      <w:r>
+        <w:rPr>
+          <w:rFonts w:hint="eastAsia"/>
+        </w:rPr>
+        <w:t>2.已经开通</w:t>
+      </w:r>
+      <w:proofErr w:type="gramStart"/>
+      <w:r>
+        <w:rPr>
+          <w:rFonts w:hint="eastAsia"/>
+        </w:rPr>
+        <w:t>浩</w:t>
+      </w:r>
+      <w:proofErr w:type="gramEnd"/>
+      <w:r>
+        <w:rPr>
+          <w:rFonts w:hint="eastAsia"/>
+        </w:rPr>
+        <w:t>南师兄项目权限，并下载代码，还没有运行</w:t>
       </w:r>
     </w:p>
     <w:p>
@@ -122,7 +163,112 @@
         <w:rPr>
           <w:rFonts w:hint="eastAsia"/>
         </w:rPr>
-        <w:t>2.运行皓楠师兄项目代码,并与编写代码对比</w:t>
+        <w:t>2.运行</w:t>
+      </w:r>
+      <w:proofErr w:type="gramStart"/>
+      <w:r>
+        <w:rPr>
+          <w:rFonts w:hint="eastAsia"/>
+        </w:rPr>
+        <w:t>皓</w:t>
+      </w:r>
+      <w:proofErr w:type="gramEnd"/>
+      <w:r>
+        <w:rPr>
+          <w:rFonts w:hint="eastAsia"/>
+        </w:rPr>
+        <w:t>楠师兄项目代码,并与编写代码对比</w:t>
+      </w:r>
+    </w:p>
+    <w:p>
+      <w:r>
+        <w:rPr>
+          <w:rFonts w:hint="eastAsia"/>
+        </w:rPr>
+        <w:t>3.寻找论文，准备后续理论研讨会ppt</w:t>
+      </w:r>
+    </w:p>
+    <w:p/>
+    <w:p/>
+    <w:p>
+      <w:pPr>
+        <w:rPr>
+          <w:rFonts w:hint="eastAsia"/>
+        </w:rPr>
+      </w:pPr>
+    </w:p>
+    <w:p>
+      <w:r>
+        <w:rPr>
+          <w:rFonts w:hint="eastAsia"/>
+        </w:rPr>
+        <w:t>2026.10.25</w:t>
+      </w:r>
+    </w:p>
+    <w:p>
+      <w:r>
+        <w:rPr>
+          <w:rFonts w:hint="eastAsia"/>
+        </w:rPr>
+        <w:t>这周主要工作是绘制协议</w:t>
+      </w:r>
+      <w:r>
+        <w:rPr>
+          <w:rFonts w:hint="eastAsia"/>
+        </w:rPr>
+        <w:t>和修改</w:t>
+      </w:r>
+      <w:r>
+        <w:rPr>
+          <w:rFonts w:hint="eastAsia"/>
+        </w:rPr>
+        <w:t>流程图，已经绘制</w:t>
+      </w:r>
+      <w:proofErr w:type="gramStart"/>
+      <w:r>
+        <w:rPr>
+          <w:rFonts w:hint="eastAsia"/>
+        </w:rPr>
+        <w:t>完成见</w:t>
+      </w:r>
+      <w:proofErr w:type="gramEnd"/>
+      <w:r>
+        <w:rPr>
+          <w:rFonts w:hint="eastAsia"/>
+        </w:rPr>
+        <w:t>下图：</w:t>
+      </w:r>
+    </w:p>
+    <w:p>
+      <w:r>
+        <w:rPr>
+          <w:rFonts w:hint="eastAsia"/>
+        </w:rPr>
+        <w:object w:dxaOrig="16715" w:dyaOrig="24884" w14:anchorId="63C3156F">
+          <v:shapetype id="_x0000_t75" coordsize="21600,21600" o:spt="75" o:preferrelative="t" path="m@4@5l@4@11@9@11@9@5xe" filled="f" stroked="f">
+            <v:stroke joinstyle="miter"/>
+            <v:formulas>
+              <v:f eqn="if lineDrawn pixelLineWidth 0"/>
+              <v:f eqn="sum @0 1 0"/>
+              <v:f eqn="sum 0 0 @1"/>
+              <v:f eqn="prod @2 1 2"/>
+              <v:f eqn="prod @3 21600 pixelWidth"/>
+              <v:f eqn="prod @3 21600 pixelHeight"/>
+              <v:f eqn="sum @0 0 1"/>
+              <v:f eqn="prod @6 1 2"/>
+              <v:f eqn="prod @7 21600 pixelWidth"/>
+              <v:f eqn="sum @8 21600 0"/>
+              <v:f eqn="prod @7 21600 pixelHeight"/>
+              <v:f eqn="sum @10 21600 0"/>
+            </v:formulas>
+            <v:path o:extrusionok="f" gradientshapeok="t" o:connecttype="rect"/>
+            <o:lock v:ext="edit" aspectratio="t"/>
+          </v:shapetype>
+          <v:shape id="_x0000_i1025" type="#_x0000_t75" style="width:314.25pt;height:467.75pt" o:ole="">
+            <v:imagedata r:id="rId4" o:title=""/>
+          </v:shape>
+          <o:OLEObject Type="Embed" ProgID="Visio.Drawing.15" ShapeID="_x0000_i1025" DrawAspect="Content" ObjectID="_1854472818" r:id="rId5"/>
+        </w:object>
       </w:r>
     </w:p>
     <w:p>
@@ -135,9 +281,73 @@
         <w:rPr>
           <w:rFonts w:hint="eastAsia"/>
         </w:rPr>
+        <w:lastRenderedPageBreak/>
+        <w:t>后续任务</w:t>
+      </w:r>
+    </w:p>
+    <w:p>
+      <w:pPr>
+        <w:rPr>
+          <w:rFonts w:hint="eastAsia"/>
+        </w:rPr>
+      </w:pPr>
+      <w:r>
+        <w:rPr>
+          <w:rFonts w:hint="eastAsia"/>
+        </w:rPr>
+        <w:t>1.并编写</w:t>
+      </w:r>
+      <w:proofErr w:type="spellStart"/>
+      <w:r>
+        <w:rPr>
+          <w:rFonts w:hint="eastAsia"/>
+        </w:rPr>
+        <w:t>proverif</w:t>
+      </w:r>
+      <w:proofErr w:type="spellEnd"/>
+      <w:r>
+        <w:rPr>
+          <w:rFonts w:hint="eastAsia"/>
+        </w:rPr>
+        <w:t>代码（主要）</w:t>
+      </w:r>
+    </w:p>
+    <w:p>
+      <w:pPr>
+        <w:rPr>
+          <w:rFonts w:hint="eastAsia"/>
+        </w:rPr>
+      </w:pPr>
+      <w:r>
+        <w:rPr>
+          <w:rFonts w:hint="eastAsia"/>
+        </w:rPr>
+        <w:t>2.运行</w:t>
+      </w:r>
+      <w:proofErr w:type="gramStart"/>
+      <w:r>
+        <w:rPr>
+          <w:rFonts w:hint="eastAsia"/>
+        </w:rPr>
+        <w:t>皓</w:t>
+      </w:r>
+      <w:proofErr w:type="gramEnd"/>
+      <w:r>
+        <w:rPr>
+          <w:rFonts w:hint="eastAsia"/>
+        </w:rPr>
+        <w:t>楠师兄项目代码,并与编写代码对比</w:t>
+      </w:r>
+    </w:p>
+    <w:p>
+      <w:r>
+        <w:rPr>
+          <w:rFonts w:hint="eastAsia"/>
+        </w:rPr>
         <w:t>3.寻找论文，准备后续理论研讨会ppt</w:t>
       </w:r>
     </w:p>
+    <w:p/>
     <w:sectPr>
       <w:pgSz w:w="11906" w:h="16838"/>
       <w:pgMar w:top="1440" w:right="1800" w:bottom="1440" w:left="1800" w:header="851" w:footer="992" w:gutter="0"/>
@@ -544,6 +754,7 @@
   <w:style w:type="paragraph" w:default="1" w:styleId="a">
     <w:name w:val="Normal"/>
     <w:qFormat/>
+    <w:rsid w:val="005D5B33"/>
     <w:pPr>
       <w:widowControl w:val="0"/>
       <w:jc w:val="both"/>
@@ -751,7 +962,6 @@
   <w:style w:type="character" w:default="1" w:styleId="a0">
     <w:name w:val="Default Paragraph Font"/>
     <w:uiPriority w:val="1"/>
-    <w:semiHidden/>
     <w:unhideWhenUsed/>
   </w:style>
   <w:style w:type="table" w:default="1" w:styleId="a1">
@@ -1069,6 +1279,27 @@
       <w:color w:val="0F4761" w:themeColor="accent1" w:themeShade="BF"/>
       <w:spacing w:val="5"/>
     </w:rPr>
+  </w:style>
+  <w:style w:type="paragraph" w:styleId="ae">
+    <w:name w:val="Date"/>
+    <w:basedOn w:val="a"/>
+    <w:next w:val="a"/>
+    <w:link w:val="af"/>
+    <w:uiPriority w:val="99"/>
+    <w:semiHidden/>
+    <w:unhideWhenUsed/>
+    <w:rsid w:val="00C0118D"/>
+    <w:pPr>
+      <w:ind w:leftChars="2500" w:left="100"/>
+    </w:pPr>
+  </w:style>
+  <w:style w:type="character" w:customStyle="1" w:styleId="af">
+    <w:name w:val="日期 字符"/>
+    <w:basedOn w:val="a0"/>
+    <w:link w:val="ae"/>
+    <w:uiPriority w:val="99"/>
+    <w:semiHidden/>
+    <w:rsid w:val="00C0118D"/>
   </w:style>
 </w:styles>
 </file>

--- a/wifi标准/博士每周汇报/吕仲奇每周周报.docx
+++ b/wifi标准/博士每周汇报/吕仲奇每周周报.docx
@@ -25,76 +25,20 @@
         <w:rPr>
           <w:rFonts w:hint="eastAsia"/>
         </w:rPr>
-        <w:t>1.阅读</w:t>
-      </w:r>
-      <w:proofErr w:type="spellStart"/>
-      <w:r>
-        <w:rPr>
-          <w:rFonts w:hint="eastAsia"/>
-        </w:rPr>
-        <w:t>fils</w:t>
-      </w:r>
-      <w:proofErr w:type="spellEnd"/>
-      <w:r>
-        <w:rPr>
-          <w:rFonts w:hint="eastAsia"/>
-        </w:rPr>
-        <w:t>协议论文和</w:t>
-      </w:r>
-      <w:proofErr w:type="spellStart"/>
-      <w:r>
-        <w:rPr>
-          <w:rFonts w:hint="eastAsia"/>
-        </w:rPr>
-        <w:t>fils</w:t>
-      </w:r>
-      <w:proofErr w:type="spellEnd"/>
-      <w:r>
-        <w:rPr>
-          <w:rFonts w:hint="eastAsia"/>
-        </w:rPr>
-        <w:t>协议标准80211-2024，已经梳理</w:t>
-      </w:r>
-      <w:proofErr w:type="gramStart"/>
-      <w:r>
-        <w:rPr>
-          <w:rFonts w:hint="eastAsia"/>
-        </w:rPr>
-        <w:t>完协议</w:t>
-      </w:r>
-      <w:proofErr w:type="gramEnd"/>
-      <w:r>
-        <w:rPr>
-          <w:rFonts w:hint="eastAsia"/>
-        </w:rPr>
-        <w:t>流程，正在绘制协议流程图，已经绘制完成一半</w:t>
-      </w:r>
-    </w:p>
-    <w:p>
-      <w:pPr>
-        <w:rPr>
-          <w:rFonts w:hint="eastAsia"/>
-        </w:rPr>
-      </w:pPr>
-      <w:r>
-        <w:rPr>
-          <w:rFonts w:hint="eastAsia"/>
-        </w:rPr>
-        <w:t>2.已经开通</w:t>
-      </w:r>
-      <w:proofErr w:type="gramStart"/>
-      <w:r>
-        <w:rPr>
-          <w:rFonts w:hint="eastAsia"/>
-        </w:rPr>
-        <w:t>浩</w:t>
-      </w:r>
-      <w:proofErr w:type="gramEnd"/>
-      <w:r>
-        <w:rPr>
-          <w:rFonts w:hint="eastAsia"/>
-        </w:rPr>
-        <w:t>南师兄项目权限，并下载代码，还没有运行</w:t>
+        <w:t>1.阅读fils协议论文和fils协议标准80211-2024，已经梳理完协议流程，正在绘制协议流程图，已经绘制完成一半</w:t>
+      </w:r>
+    </w:p>
+    <w:p>
+      <w:pPr>
+        <w:rPr>
+          <w:rFonts w:hint="eastAsia"/>
+        </w:rPr>
+      </w:pPr>
+      <w:r>
+        <w:rPr>
+          <w:rFonts w:hint="eastAsia"/>
+        </w:rPr>
+        <w:t>2.已经开通浩南师兄项目权限，并下载代码，还没有运行</w:t>
       </w:r>
     </w:p>
     <w:p>
@@ -136,51 +80,28 @@
         <w:rPr>
           <w:rFonts w:hint="eastAsia"/>
         </w:rPr>
-        <w:t>1.完成协议流程图绘制，并编写</w:t>
-      </w:r>
-      <w:proofErr w:type="spellStart"/>
-      <w:r>
-        <w:rPr>
-          <w:rFonts w:hint="eastAsia"/>
-        </w:rPr>
-        <w:t>proverif</w:t>
-      </w:r>
-      <w:proofErr w:type="spellEnd"/>
-      <w:r>
-        <w:rPr>
-          <w:rFonts w:hint="eastAsia"/>
-        </w:rPr>
-        <w:t>代码</w:t>
-      </w:r>
-    </w:p>
-    <w:p>
-      <w:pPr>
-        <w:rPr>
-          <w:rFonts w:hint="eastAsia"/>
-        </w:rPr>
-      </w:pPr>
-      <w:r>
-        <w:rPr>
-          <w:rFonts w:hint="eastAsia"/>
-        </w:rPr>
-        <w:t>2.运行</w:t>
-      </w:r>
-      <w:proofErr w:type="gramStart"/>
-      <w:r>
-        <w:rPr>
-          <w:rFonts w:hint="eastAsia"/>
-        </w:rPr>
-        <w:t>皓</w:t>
-      </w:r>
-      <w:proofErr w:type="gramEnd"/>
-      <w:r>
-        <w:rPr>
-          <w:rFonts w:hint="eastAsia"/>
-        </w:rPr>
-        <w:t>楠师兄项目代码,并与编写代码对比</w:t>
-      </w:r>
-    </w:p>
-    <w:p>
+        <w:t>1.完成协议流程图绘制，并编写proverif代码</w:t>
+      </w:r>
+    </w:p>
+    <w:p>
+      <w:pPr>
+        <w:rPr>
+          <w:rFonts w:hint="eastAsia"/>
+        </w:rPr>
+      </w:pPr>
+      <w:r>
+        <w:rPr>
+          <w:rFonts w:hint="eastAsia"/>
+        </w:rPr>
+        <w:t>2.运行皓楠师兄项目代码,并与编写代码对比</w:t>
+      </w:r>
+    </w:p>
+    <w:p>
+      <w:pPr>
+        <w:rPr>
+          <w:rFonts w:hint="eastAsia"/>
+        </w:rPr>
+      </w:pPr>
       <w:r>
         <w:rPr>
           <w:rFonts w:hint="eastAsia"/>
@@ -188,16 +109,33 @@
         <w:t>3.寻找论文，准备后续理论研讨会ppt</w:t>
       </w:r>
     </w:p>
-    <w:p/>
-    <w:p/>
-    <w:p>
-      <w:pPr>
-        <w:rPr>
-          <w:rFonts w:hint="eastAsia"/>
-        </w:rPr>
-      </w:pPr>
-    </w:p>
-    <w:p>
+    <w:p>
+      <w:pPr>
+        <w:rPr>
+          <w:rFonts w:hint="eastAsia"/>
+        </w:rPr>
+      </w:pPr>
+    </w:p>
+    <w:p>
+      <w:pPr>
+        <w:rPr>
+          <w:rFonts w:hint="eastAsia"/>
+        </w:rPr>
+      </w:pPr>
+    </w:p>
+    <w:p>
+      <w:pPr>
+        <w:rPr>
+          <w:rFonts w:hint="eastAsia"/>
+        </w:rPr>
+      </w:pPr>
+    </w:p>
+    <w:p>
+      <w:pPr>
+        <w:rPr>
+          <w:rFonts w:hint="eastAsia"/>
+        </w:rPr>
+      </w:pPr>
       <w:r>
         <w:rPr>
           <w:rFonts w:hint="eastAsia"/>
@@ -206,6 +144,11 @@
       </w:r>
     </w:p>
     <w:p>
+      <w:pPr>
+        <w:rPr>
+          <w:rFonts w:hint="eastAsia"/>
+        </w:rPr>
+      </w:pPr>
       <w:r>
         <w:rPr>
           <w:rFonts w:hint="eastAsia"/>
@@ -222,24 +165,15 @@
         <w:rPr>
           <w:rFonts w:hint="eastAsia"/>
         </w:rPr>
-        <w:t>流程图，已经绘制</w:t>
-      </w:r>
-      <w:proofErr w:type="gramStart"/>
-      <w:r>
-        <w:rPr>
-          <w:rFonts w:hint="eastAsia"/>
-        </w:rPr>
-        <w:t>完成见</w:t>
-      </w:r>
-      <w:proofErr w:type="gramEnd"/>
-      <w:r>
-        <w:rPr>
-          <w:rFonts w:hint="eastAsia"/>
-        </w:rPr>
-        <w:t>下图：</w:t>
-      </w:r>
-    </w:p>
-    <w:p>
+        <w:t>流程图，已经绘制完成见下图：</w:t>
+      </w:r>
+    </w:p>
+    <w:p>
+      <w:pPr>
+        <w:rPr>
+          <w:rFonts w:hint="eastAsia"/>
+        </w:rPr>
+      </w:pPr>
       <w:r>
         <w:rPr>
           <w:rFonts w:hint="eastAsia"/>
@@ -264,10 +198,10 @@
             <v:path o:extrusionok="f" gradientshapeok="t" o:connecttype="rect"/>
             <o:lock v:ext="edit" aspectratio="t"/>
           </v:shapetype>
-          <v:shape id="_x0000_i1025" type="#_x0000_t75" style="width:314.25pt;height:467.75pt" o:ole="">
+          <v:shape id="_x0000_i1025" type="#_x0000_t75" style="width:314.25pt;height:467.85pt" o:ole="">
             <v:imagedata r:id="rId4" o:title=""/>
           </v:shape>
-          <o:OLEObject Type="Embed" ProgID="Visio.Drawing.15" ShapeID="_x0000_i1025" DrawAspect="Content" ObjectID="_1854472818" r:id="rId5"/>
+          <o:OLEObject Type="Embed" ProgID="Visio.Drawing.15" ShapeID="_x0000_i1025" DrawAspect="Content" ObjectID="_1854529225" r:id="rId5"/>
         </w:object>
       </w:r>
     </w:p>
@@ -295,51 +229,40 @@
         <w:rPr>
           <w:rFonts w:hint="eastAsia"/>
         </w:rPr>
-        <w:t>1.并编写</w:t>
-      </w:r>
-      <w:proofErr w:type="spellStart"/>
-      <w:r>
-        <w:rPr>
-          <w:rFonts w:hint="eastAsia"/>
-        </w:rPr>
-        <w:t>proverif</w:t>
-      </w:r>
-      <w:proofErr w:type="spellEnd"/>
-      <w:r>
-        <w:rPr>
-          <w:rFonts w:hint="eastAsia"/>
-        </w:rPr>
-        <w:t>代码（主要）</w:t>
-      </w:r>
-    </w:p>
-    <w:p>
-      <w:pPr>
-        <w:rPr>
-          <w:rFonts w:hint="eastAsia"/>
-        </w:rPr>
-      </w:pPr>
-      <w:r>
-        <w:rPr>
-          <w:rFonts w:hint="eastAsia"/>
-        </w:rPr>
-        <w:t>2.运行</w:t>
-      </w:r>
-      <w:proofErr w:type="gramStart"/>
-      <w:r>
-        <w:rPr>
-          <w:rFonts w:hint="eastAsia"/>
-        </w:rPr>
-        <w:t>皓</w:t>
-      </w:r>
-      <w:proofErr w:type="gramEnd"/>
-      <w:r>
-        <w:rPr>
-          <w:rFonts w:hint="eastAsia"/>
-        </w:rPr>
-        <w:t>楠师兄项目代码,并与编写代码对比</w:t>
-      </w:r>
-    </w:p>
-    <w:p>
+        <w:t>1.并编写proverif代码（</w:t>
+      </w:r>
+      <w:r>
+        <w:rPr>
+          <w:rFonts w:hint="eastAsia"/>
+        </w:rPr>
+        <w:t>下周</w:t>
+      </w:r>
+      <w:r>
+        <w:rPr>
+          <w:rFonts w:hint="eastAsia"/>
+        </w:rPr>
+        <w:t>）</w:t>
+      </w:r>
+    </w:p>
+    <w:p>
+      <w:pPr>
+        <w:rPr>
+          <w:rFonts w:hint="eastAsia"/>
+        </w:rPr>
+      </w:pPr>
+      <w:r>
+        <w:rPr>
+          <w:rFonts w:hint="eastAsia"/>
+        </w:rPr>
+        <w:t>2.运行皓楠师兄项目代码,并与编写代码对比</w:t>
+      </w:r>
+    </w:p>
+    <w:p>
+      <w:pPr>
+        <w:rPr>
+          <w:rFonts w:hint="eastAsia"/>
+        </w:rPr>
+      </w:pPr>
       <w:r>
         <w:rPr>
           <w:rFonts w:hint="eastAsia"/>
@@ -347,7 +270,13 @@
         <w:t>3.寻找论文，准备后续理论研讨会ppt</w:t>
       </w:r>
     </w:p>
-    <w:p/>
+    <w:p>
+      <w:pPr>
+        <w:rPr>
+          <w:rFonts w:hint="eastAsia"/>
+        </w:rPr>
+      </w:pPr>
+    </w:p>
     <w:sectPr>
       <w:pgSz w:w="11906" w:h="16838"/>
       <w:pgMar w:top="1440" w:right="1800" w:bottom="1440" w:left="1800" w:header="851" w:footer="992" w:gutter="0"/>
@@ -962,6 +891,7 @@
   <w:style w:type="character" w:default="1" w:styleId="a0">
     <w:name w:val="Default Paragraph Font"/>
     <w:uiPriority w:val="1"/>
+    <w:semiHidden/>
     <w:unhideWhenUsed/>
   </w:style>
   <w:style w:type="table" w:default="1" w:styleId="a1">
